--- a/units/u02-角的度量/04-考前测试/original/U2_四上_第二单元_角的度量.docx
+++ b/units/u02-角的度量/04-考前测试/original/U2_四上_第二单元_角的度量.docx
@@ -4,34 +4,7 @@
   <w:body>
     <w:p>
       <w:pPr>
-        <w:jc w:val="center"/>
-      </w:pPr>
-      <w:r>
-        <w:rPr>
-          <w:rFonts w:ascii="宋体" w:hAnsi="宋体" w:eastAsia="宋体"/>
-          <w:b/>
-          <w:color w:val="1E7EB8"/>
-          <w:sz w:val="36"/>
-        </w:rPr>
-        <w:t>数学书桌 · Math Desk</w:t>
-      </w:r>
-    </w:p>
-    <w:p>
-      <w:pPr>
-        <w:jc w:val="center"/>
-      </w:pPr>
-      <w:r>
-        <w:rPr>
-          <w:rFonts w:ascii="宋体" w:hAnsi="宋体" w:eastAsia="宋体"/>
-          <w:b/>
-          <w:color w:val="0F5F8A"/>
-          <w:sz w:val="28"/>
-        </w:rPr>
-        <w:t>四上 · 第二单元·角的度量</w:t>
-      </w:r>
-    </w:p>
-    <w:p>
-      <w:pPr>
+        <w:spacing w:before="0" w:after="40" w:line="240" w:lineRule="auto"/>
         <w:jc w:val="center"/>
       </w:pPr>
       <w:r>
@@ -41,18 +14,288 @@
           <w:color w:val="1E7EB8"/>
           <w:sz w:val="20"/>
         </w:rPr>
-        <w:t>完整卷（与源扫描页一致）　|　共4页　|　主色：天蓝</w:t>
+        <w:t>数学书桌 · Math Desk</w:t>
       </w:r>
     </w:p>
     <w:p>
+      <w:pPr>
+        <w:spacing w:before="0" w:after="40" w:line="240" w:lineRule="auto"/>
+        <w:jc w:val="center"/>
+      </w:pPr>
+      <w:r>
+        <w:rPr>
+          <w:rFonts w:ascii="宋体" w:hAnsi="宋体" w:eastAsia="宋体"/>
+          <w:b/>
+          <w:color w:val="0F5F8A"/>
+          <w:sz w:val="32"/>
+        </w:rPr>
+        <w:t>数学 · 四上 · 第二单元练习</w:t>
+      </w:r>
+    </w:p>
+    <w:p>
+      <w:pPr>
+        <w:spacing w:before="0" w:after="120" w:line="240" w:lineRule="auto"/>
+        <w:jc w:val="center"/>
+      </w:pPr>
       <w:r>
         <w:rPr>
           <w:rFonts w:ascii="宋体" w:hAnsi="宋体" w:eastAsia="宋体"/>
           <w:b w:val="0"/>
+          <w:sz w:val="22"/>
+        </w:rPr>
+        <w:t>时间：40 分钟</w:t>
+      </w:r>
+    </w:p>
+    <w:p>
+      <w:pPr>
+        <w:spacing w:before="0" w:after="200" w:line="240" w:lineRule="auto"/>
+        <w:jc w:val="center"/>
+      </w:pPr>
+      <w:r>
+        <w:rPr>
+          <w:rFonts w:ascii="宋体" w:hAnsi="宋体" w:eastAsia="宋体"/>
+          <w:b w:val="0"/>
+          <w:sz w:val="22"/>
+        </w:rPr>
+        <w:t>学校____________　四年级____班　姓名____________</w:t>
+      </w:r>
+    </w:p>
+    <w:p>
+      <w:pPr>
+        <w:spacing w:before="160" w:after="120" w:line="240" w:lineRule="auto"/>
+      </w:pPr>
+      <w:r>
+        <w:rPr>
+          <w:rFonts w:ascii="宋体" w:hAnsi="宋体" w:eastAsia="宋体"/>
+          <w:b/>
           <w:color w:val="0F5F8A"/>
-          <w:sz w:val="18"/>
+          <w:sz w:val="24"/>
         </w:rPr>
-        <w:t>说明：下列各页为源卷高清拆页（放大锐化），内容与 JPG/PNG 扫描一致；缺页待你补图后可再生成。答案见 answers/ 目录。</w:t>
+        <w:t>一、填空。</w:t>
+      </w:r>
+    </w:p>
+    <w:p>
+      <w:pPr>
+        <w:spacing w:before="0" w:after="80" w:line="240" w:lineRule="auto"/>
+      </w:pPr>
+      <w:r>
+        <w:rPr>
+          <w:rFonts w:ascii="宋体" w:hAnsi="宋体" w:eastAsia="宋体"/>
+          <w:b w:val="0"/>
+          <w:sz w:val="22"/>
+        </w:rPr>
+        <w:t>1. 1 周角＝（　　）平角＝（　　）直角。（　　）角＜（　　）角＜（　　）角＜（　　）角＜周角。</w:t>
+      </w:r>
+    </w:p>
+    <w:p>
+      <w:pPr>
+        <w:spacing w:before="0" w:after="80" w:line="240" w:lineRule="auto"/>
+      </w:pPr>
+      <w:r>
+        <w:rPr>
+          <w:rFonts w:ascii="宋体" w:hAnsi="宋体" w:eastAsia="宋体"/>
+          <w:b w:val="0"/>
+          <w:sz w:val="22"/>
+        </w:rPr>
+        <w:t>2. 从早上 6 时到中午 12 时，时针转过（　　）°，相当于 2 个（　　）角的度数。</w:t>
+      </w:r>
+    </w:p>
+    <w:p>
+      <w:pPr>
+        <w:spacing w:before="0" w:after="80" w:line="240" w:lineRule="auto"/>
+      </w:pPr>
+      <w:r>
+        <w:rPr>
+          <w:rFonts w:ascii="宋体" w:hAnsi="宋体" w:eastAsia="宋体"/>
+          <w:b w:val="0"/>
+          <w:sz w:val="22"/>
+        </w:rPr>
+        <w:t>3. 量角器上箭头指在 180° 位置，表示（　　）角；请用“△”标出周角的位置（与射线重合再转一周）。</w:t>
+      </w:r>
+    </w:p>
+    <w:p>
+      <w:pPr>
+        <w:spacing w:before="0" w:after="80" w:line="240" w:lineRule="auto"/>
+      </w:pPr>
+      <w:r>
+        <w:rPr>
+          <w:rFonts w:ascii="宋体" w:hAnsi="宋体" w:eastAsia="宋体"/>
+          <w:b w:val="0"/>
+          <w:sz w:val="22"/>
+        </w:rPr>
+        <w:t>4. 东东用量角器量角时，错误地把外圈刻度当成内圈刻度，读出的度数是 56°，正确的度数应该是（　　）°。</w:t>
+      </w:r>
+    </w:p>
+    <w:p>
+      <w:pPr>
+        <w:spacing w:before="0" w:after="80" w:line="240" w:lineRule="auto"/>
+      </w:pPr>
+      <w:r>
+        <w:rPr>
+          <w:rFonts w:ascii="宋体" w:hAnsi="宋体" w:eastAsia="宋体"/>
+          <w:b w:val="0"/>
+          <w:sz w:val="22"/>
+        </w:rPr>
+        <w:t>5. 半圆形材料做成的“量角器”被分成 9 个同样大的角。若 ∠1 占其中 2 份，则 ∠1＝（　　）°。</w:t>
+      </w:r>
+    </w:p>
+    <w:p>
+      <w:pPr>
+        <w:spacing w:before="0" w:after="80" w:line="240" w:lineRule="auto"/>
+      </w:pPr>
+      <w:r>
+        <w:rPr>
+          <w:rFonts w:ascii="宋体" w:hAnsi="宋体" w:eastAsia="宋体"/>
+          <w:b w:val="0"/>
+          <w:sz w:val="22"/>
+        </w:rPr>
+        <w:t>6. 古人将太阳周年运动轨迹 360° 划分为 24 等份，每个节气的太阳运动轨迹是（　　）°。</w:t>
+      </w:r>
+    </w:p>
+    <w:p>
+      <w:pPr>
+        <w:spacing w:before="160" w:after="120" w:line="240" w:lineRule="auto"/>
+      </w:pPr>
+      <w:r>
+        <w:rPr>
+          <w:rFonts w:ascii="宋体" w:hAnsi="宋体" w:eastAsia="宋体"/>
+          <w:b/>
+          <w:color w:val="0F5F8A"/>
+          <w:sz w:val="24"/>
+        </w:rPr>
+        <w:t>二、选一选。</w:t>
+      </w:r>
+    </w:p>
+    <w:p>
+      <w:pPr>
+        <w:spacing w:before="0" w:after="80" w:line="240" w:lineRule="auto"/>
+      </w:pPr>
+      <w:r>
+        <w:rPr>
+          <w:rFonts w:ascii="宋体" w:hAnsi="宋体" w:eastAsia="宋体"/>
+          <w:b w:val="0"/>
+          <w:sz w:val="22"/>
+        </w:rPr>
+        <w:t>1. 两个锐角可以组成的角不可能是（　　）。</w:t>
+      </w:r>
+    </w:p>
+    <w:p>
+      <w:pPr>
+        <w:spacing w:before="0" w:after="80" w:line="240" w:lineRule="auto"/>
+      </w:pPr>
+      <w:r>
+        <w:rPr>
+          <w:rFonts w:ascii="宋体" w:hAnsi="宋体" w:eastAsia="宋体"/>
+          <w:b w:val="0"/>
+          <w:sz w:val="22"/>
+        </w:rPr>
+        <w:t xml:space="preserve">　　① 锐角　　② 直角　　③ 钝角　　④ 平角</w:t>
+      </w:r>
+    </w:p>
+    <w:p>
+      <w:pPr>
+        <w:spacing w:before="0" w:after="80" w:line="240" w:lineRule="auto"/>
+      </w:pPr>
+      <w:r>
+        <w:rPr>
+          <w:rFonts w:ascii="宋体" w:hAnsi="宋体" w:eastAsia="宋体"/>
+          <w:b w:val="0"/>
+          <w:sz w:val="22"/>
+        </w:rPr>
+        <w:t>2. 收费亭转杆升起过程中，与竖杆形成的角的变化情况为（　　）。</w:t>
+      </w:r>
+    </w:p>
+    <w:p>
+      <w:pPr>
+        <w:spacing w:before="0" w:after="80" w:line="240" w:lineRule="auto"/>
+      </w:pPr>
+      <w:r>
+        <w:rPr>
+          <w:rFonts w:ascii="宋体" w:hAnsi="宋体" w:eastAsia="宋体"/>
+          <w:b w:val="0"/>
+          <w:sz w:val="22"/>
+        </w:rPr>
+        <w:t xml:space="preserve">　　① 直角→钝角→周角　　② 锐角→直角→钝角　　③ 直角→钝角→平角　　④ 锐角→钝角→直角</w:t>
+      </w:r>
+    </w:p>
+    <w:p>
+      <w:pPr>
+        <w:spacing w:before="0" w:after="80" w:line="240" w:lineRule="auto"/>
+      </w:pPr>
+      <w:r>
+        <w:rPr>
+          <w:rFonts w:ascii="宋体" w:hAnsi="宋体" w:eastAsia="宋体"/>
+          <w:b w:val="0"/>
+          <w:sz w:val="22"/>
+        </w:rPr>
+        <w:t>3. 椅背与椅面夹角宜在 103°～112°，下面各图中符合要求的是（　　）。（按实图选择）</w:t>
+      </w:r>
+    </w:p>
+    <w:p>
+      <w:pPr>
+        <w:spacing w:before="0" w:after="80" w:line="240" w:lineRule="auto"/>
+      </w:pPr>
+      <w:r>
+        <w:rPr>
+          <w:rFonts w:ascii="宋体" w:hAnsi="宋体" w:eastAsia="宋体"/>
+          <w:b w:val="0"/>
+          <w:sz w:val="22"/>
+        </w:rPr>
+        <w:t>4. 长方形纸折叠后，∠1 的度数是（　　）。</w:t>
+      </w:r>
+    </w:p>
+    <w:p>
+      <w:pPr>
+        <w:spacing w:before="0" w:after="80" w:line="240" w:lineRule="auto"/>
+      </w:pPr>
+      <w:r>
+        <w:rPr>
+          <w:rFonts w:ascii="宋体" w:hAnsi="宋体" w:eastAsia="宋体"/>
+          <w:b w:val="0"/>
+          <w:sz w:val="22"/>
+        </w:rPr>
+        <w:t xml:space="preserve">　　① 90°　　② 105°　　③ 135°　　④ 150°</w:t>
+      </w:r>
+    </w:p>
+    <w:p>
+      <w:pPr>
+        <w:spacing w:before="0" w:after="80" w:line="240" w:lineRule="auto"/>
+      </w:pPr>
+      <w:r>
+        <w:rPr>
+          <w:rFonts w:ascii="宋体" w:hAnsi="宋体" w:eastAsia="宋体"/>
+          <w:b w:val="0"/>
+          <w:sz w:val="22"/>
+        </w:rPr>
+        <w:t>5. 入门道与地面夹角约 10°，高级道更陡，夹角大约是（　　）。</w:t>
+      </w:r>
+    </w:p>
+    <w:p>
+      <w:pPr>
+        <w:spacing w:before="0" w:after="80" w:line="240" w:lineRule="auto"/>
+      </w:pPr>
+      <w:r>
+        <w:rPr>
+          <w:rFonts w:ascii="宋体" w:hAnsi="宋体" w:eastAsia="宋体"/>
+          <w:b w:val="0"/>
+          <w:sz w:val="22"/>
+        </w:rPr>
+        <w:t xml:space="preserve">　　① 20°　　② 40°　　③ 60°　　④ 80°</w:t>
+      </w:r>
+    </w:p>
+    <w:p>
+      <w:pPr>
+        <w:spacing w:before="0" w:after="0" w:line="240" w:lineRule="auto"/>
+        <w:jc w:val="center"/>
+      </w:pPr>
+      <w:r>
+        <w:rPr>
+          <w:rFonts w:ascii="宋体" w:hAnsi="宋体" w:eastAsia="宋体"/>
+          <w:b w:val="0"/>
+          <w:color w:val="1E7EB8"/>
+          <w:sz w:val="16"/>
+        </w:rPr>
+        <w:t>数学 · 四上 · 第二单元　第 1 页（共 4 页）　|　清晰重排版（非扫描放大）</w:t>
       </w:r>
     </w:p>
     <w:p>
@@ -62,52 +305,148 @@
     </w:p>
     <w:p>
       <w:pPr>
+        <w:spacing w:before="160" w:after="120" w:line="240" w:lineRule="auto"/>
+      </w:pPr>
+      <w:r>
+        <w:rPr>
+          <w:rFonts w:ascii="宋体" w:hAnsi="宋体" w:eastAsia="宋体"/>
+          <w:b/>
+          <w:color w:val="0F5F8A"/>
+          <w:sz w:val="24"/>
+        </w:rPr>
+        <w:t>三、解决问题。</w:t>
+      </w:r>
+    </w:p>
+    <w:p>
+      <w:pPr>
+        <w:spacing w:before="0" w:after="80" w:line="240" w:lineRule="auto"/>
+      </w:pPr>
+      <w:r>
+        <w:rPr>
+          <w:rFonts w:ascii="宋体" w:hAnsi="宋体" w:eastAsia="宋体"/>
+          <w:b w:val="0"/>
+          <w:sz w:val="22"/>
+        </w:rPr>
+        <w:t>1. 先估计，再量一量图中各角的度数并填写。（请自备量角器在草稿上画角后量）</w:t>
+      </w:r>
+    </w:p>
+    <w:p>
+      <w:pPr>
+        <w:spacing w:before="0" w:after="80" w:line="240" w:lineRule="auto"/>
+      </w:pPr>
+      <w:r>
+        <w:rPr>
+          <w:rFonts w:ascii="宋体" w:hAnsi="宋体" w:eastAsia="宋体"/>
+          <w:b w:val="0"/>
+          <w:sz w:val="22"/>
+        </w:rPr>
+        <w:t xml:space="preserve">　　∠1（锐角）估计______°，实测______°；∠2（钝角）估计______°，实测______°。</w:t>
+      </w:r>
+    </w:p>
+    <w:p>
+      <w:pPr>
+        <w:spacing w:before="0" w:after="80" w:line="240" w:lineRule="auto"/>
+      </w:pPr>
+      <w:r>
+        <w:rPr>
+          <w:rFonts w:ascii="宋体" w:hAnsi="宋体" w:eastAsia="宋体"/>
+          <w:b w:val="0"/>
+          <w:sz w:val="22"/>
+        </w:rPr>
+        <w:t>2. 画出下面的角，并写出是什么角。</w:t>
+      </w:r>
+    </w:p>
+    <w:p>
+      <w:pPr>
+        <w:spacing w:before="0" w:after="80" w:line="240" w:lineRule="auto"/>
+      </w:pPr>
+      <w:r>
+        <w:rPr>
+          <w:rFonts w:ascii="宋体" w:hAnsi="宋体" w:eastAsia="宋体"/>
+          <w:b w:val="0"/>
+          <w:sz w:val="22"/>
+        </w:rPr>
+        <w:t xml:space="preserve">　　(1) 50°（　　）角　　　　(2) 150°（　　）角</w:t>
+      </w:r>
+    </w:p>
+    <w:p>
+      <w:pPr>
+        <w:spacing w:before="0" w:after="80" w:line="240" w:lineRule="auto"/>
+      </w:pPr>
+      <w:r>
+        <w:rPr>
+          <w:rFonts w:ascii="宋体" w:hAnsi="宋体" w:eastAsia="宋体"/>
+          <w:b w:val="0"/>
+          <w:sz w:val="22"/>
+        </w:rPr>
+        <w:t>3. 把一张圆形纸连续对折三次，想一想，填一填。</w:t>
+      </w:r>
+    </w:p>
+    <w:p>
+      <w:pPr>
+        <w:spacing w:before="0" w:after="80" w:line="240" w:lineRule="auto"/>
+      </w:pPr>
+      <w:r>
+        <w:rPr>
+          <w:rFonts w:ascii="宋体" w:hAnsi="宋体" w:eastAsia="宋体"/>
+          <w:b w:val="0"/>
+          <w:sz w:val="22"/>
+        </w:rPr>
+        <w:t xml:space="preserve">　　整圆：360°（周角）→ 对折一次：（　　）°（　　）角</w:t>
+      </w:r>
+    </w:p>
+    <w:p>
+      <w:pPr>
+        <w:spacing w:before="0" w:after="80" w:line="240" w:lineRule="auto"/>
+      </w:pPr>
+      <w:r>
+        <w:rPr>
+          <w:rFonts w:ascii="宋体" w:hAnsi="宋体" w:eastAsia="宋体"/>
+          <w:b w:val="0"/>
+          <w:sz w:val="22"/>
+        </w:rPr>
+        <w:t xml:space="preserve">　　→ 再对折：（　　）°（　　）角 → 再对折：（　　）°（　　）角</w:t>
+      </w:r>
+    </w:p>
+    <w:p>
+      <w:pPr>
+        <w:spacing w:before="0" w:after="80" w:line="240" w:lineRule="auto"/>
+      </w:pPr>
+      <w:r>
+        <w:rPr>
+          <w:rFonts w:ascii="宋体" w:hAnsi="宋体" w:eastAsia="宋体"/>
+          <w:b w:val="0"/>
+          <w:sz w:val="22"/>
+        </w:rPr>
+        <w:t>4. 填出三角尺上每个角的度数：45°-45°-90°；30°-60°-90°。</w:t>
+      </w:r>
+    </w:p>
+    <w:p>
+      <w:pPr>
+        <w:spacing w:before="0" w:after="80" w:line="240" w:lineRule="auto"/>
+      </w:pPr>
+      <w:r>
+        <w:rPr>
+          <w:rFonts w:ascii="宋体" w:hAnsi="宋体" w:eastAsia="宋体"/>
+          <w:b w:val="0"/>
+          <w:sz w:val="22"/>
+        </w:rPr>
+        <w:t xml:space="preserve">　　拼角：∠1＝90°＋45°＝（　　）°；∠2＝60°＋45°＝（　　）°；∠3＝（　　）°（按图）。</w:t>
+      </w:r>
+    </w:p>
+    <w:p>
+      <w:pPr>
+        <w:spacing w:before="0" w:after="0" w:line="240" w:lineRule="auto"/>
         <w:jc w:val="center"/>
       </w:pPr>
       <w:r>
         <w:rPr>
           <w:rFonts w:ascii="宋体" w:hAnsi="宋体" w:eastAsia="宋体"/>
-          <w:b/>
+          <w:b w:val="0"/>
           <w:color w:val="1E7EB8"/>
-          <w:sz w:val="20"/>
+          <w:sz w:val="16"/>
         </w:rPr>
-        <w:t>数学书桌 · Math Desk　·　第二单元·角的度量　·　第 1 页</w:t>
-      </w:r>
-    </w:p>
-    <w:p>
-      <w:r>
-        <w:drawing>
-          <wp:inline xmlns:a="http://schemas.openxmlformats.org/drawingml/2006/main" xmlns:pic="http://schemas.openxmlformats.org/drawingml/2006/picture">
-            <wp:extent cx="6696000" cy="9604825"/>
-            <wp:docPr id="1" name="Picture 1"/>
-            <wp:cNvGraphicFramePr>
-              <a:graphicFrameLocks noChangeAspect="1"/>
-            </wp:cNvGraphicFramePr>
-            <a:graphic>
-              <a:graphicData uri="http://schemas.openxmlformats.org/drawingml/2006/picture">
-                <pic:pic>
-                  <pic:nvPicPr>
-                    <pic:cNvPr id="0" name="u02-p01.png"/>
-                    <pic:cNvPicPr/>
-                  </pic:nvPicPr>
-                  <pic:blipFill>
-                    <a:blip r:embed="rId9"/>
-                    <a:stretch>
-                      <a:fillRect/>
-                    </a:stretch>
-                  </pic:blipFill>
-                  <pic:spPr>
-                    <a:xfrm>
-                      <a:off x="0" y="0"/>
-                      <a:ext cx="6696000" cy="9604825"/>
-                    </a:xfrm>
-                    <a:prstGeom prst="rect"/>
-                  </pic:spPr>
-                </pic:pic>
-              </a:graphicData>
-            </a:graphic>
-          </wp:inline>
-        </w:drawing>
+        <w:t>数学 · 四上 · 第二单元　第 2 页（共 4 页）　|　清晰重排版（非扫描放大）</w:t>
       </w:r>
     </w:p>
     <w:p>
@@ -117,52 +456,134 @@
     </w:p>
     <w:p>
       <w:pPr>
+        <w:spacing w:before="0" w:after="80" w:line="240" w:lineRule="auto"/>
+      </w:pPr>
+      <w:r>
+        <w:rPr>
+          <w:rFonts w:ascii="宋体" w:hAnsi="宋体" w:eastAsia="宋体"/>
+          <w:b w:val="0"/>
+          <w:sz w:val="22"/>
+        </w:rPr>
+        <w:t>5. 求出下面图中指定角的度数。（示意图用文字描述）</w:t>
+      </w:r>
+    </w:p>
+    <w:p>
+      <w:pPr>
+        <w:spacing w:before="0" w:after="80" w:line="240" w:lineRule="auto"/>
+      </w:pPr>
+      <w:r>
+        <w:rPr>
+          <w:rFonts w:ascii="宋体" w:hAnsi="宋体" w:eastAsia="宋体"/>
+          <w:b w:val="0"/>
+          <w:sz w:val="22"/>
+        </w:rPr>
+        <w:t xml:space="preserve">　　(1) 平角上，∠1＝90°，∠2＝45°，则 ∠3＝（　　）°。</w:t>
+      </w:r>
+    </w:p>
+    <w:p>
+      <w:pPr>
+        <w:spacing w:before="0" w:after="80" w:line="240" w:lineRule="auto"/>
+      </w:pPr>
+      <w:r>
+        <w:rPr>
+          <w:rFonts w:ascii="宋体" w:hAnsi="宋体" w:eastAsia="宋体"/>
+          <w:b w:val="0"/>
+          <w:sz w:val="22"/>
+        </w:rPr>
+        <w:t xml:space="preserve">　　(2) 互相垂直的两条直线，∠1＝90°，∠2＝∠3，求 ∠4、∠5 及 ∠2＋∠3＋∠4＋∠5。</w:t>
+      </w:r>
+    </w:p>
+    <w:p>
+      <w:pPr>
+        <w:spacing w:before="0" w:after="80" w:line="240" w:lineRule="auto"/>
+      </w:pPr>
+      <w:r>
+        <w:rPr>
+          <w:rFonts w:ascii="宋体" w:hAnsi="宋体" w:eastAsia="宋体"/>
+          <w:b w:val="0"/>
+          <w:sz w:val="22"/>
+        </w:rPr>
+        <w:t>6. 在破损量角器上画一个 75° 的角，并标出度数。（利用两刻度差为 75°）</w:t>
+      </w:r>
+    </w:p>
+    <w:p>
+      <w:pPr>
+        <w:spacing w:before="0" w:after="80" w:line="240" w:lineRule="auto"/>
+      </w:pPr>
+      <w:r>
+        <w:rPr>
+          <w:rFonts w:ascii="宋体" w:hAnsi="宋体" w:eastAsia="宋体"/>
+          <w:b w:val="0"/>
+          <w:sz w:val="22"/>
+        </w:rPr>
+        <w:t>7. 折纸飞机：∠1＝60°，求 ∠2＝（　　）°。</w:t>
+      </w:r>
+    </w:p>
+    <w:p>
+      <w:pPr>
+        <w:spacing w:before="0" w:after="80" w:line="240" w:lineRule="auto"/>
+      </w:pPr>
+      <w:r>
+        <w:rPr>
+          <w:rFonts w:ascii="宋体" w:hAnsi="宋体" w:eastAsia="宋体"/>
+          <w:b w:val="0"/>
+          <w:sz w:val="22"/>
+        </w:rPr>
+        <w:t>8. 放风筝：线长相同。</w:t>
+      </w:r>
+    </w:p>
+    <w:p>
+      <w:pPr>
+        <w:spacing w:before="0" w:after="80" w:line="240" w:lineRule="auto"/>
+      </w:pPr>
+      <w:r>
+        <w:rPr>
+          <w:rFonts w:ascii="宋体" w:hAnsi="宋体" w:eastAsia="宋体"/>
+          <w:b w:val="0"/>
+          <w:sz w:val="22"/>
+        </w:rPr>
+        <w:t xml:space="preserve">　　(1) 量出甲、乙风筝线与地面的夹角：甲（　　）°，乙（　　）°。</w:t>
+      </w:r>
+    </w:p>
+    <w:p>
+      <w:pPr>
+        <w:spacing w:before="0" w:after="80" w:line="240" w:lineRule="auto"/>
+      </w:pPr>
+      <w:r>
+        <w:rPr>
+          <w:rFonts w:ascii="宋体" w:hAnsi="宋体" w:eastAsia="宋体"/>
+          <w:b w:val="0"/>
+          <w:sz w:val="22"/>
+        </w:rPr>
+        <w:t xml:space="preserve">　　(2) 风筝飞的高度和夹角有什么关系？________________________________</w:t>
+      </w:r>
+    </w:p>
+    <w:p>
+      <w:pPr>
+        <w:spacing w:before="0" w:after="80" w:line="240" w:lineRule="auto"/>
+      </w:pPr>
+      <w:r>
+        <w:rPr>
+          <w:rFonts w:ascii="宋体" w:hAnsi="宋体" w:eastAsia="宋体"/>
+          <w:b w:val="0"/>
+          <w:sz w:val="22"/>
+        </w:rPr>
+        <w:t xml:space="preserve">　　(3) 若丙的夹角为 30°，他的风筝比甲、乙高吗？请说明。</w:t>
+      </w:r>
+    </w:p>
+    <w:p>
+      <w:pPr>
+        <w:spacing w:before="0" w:after="0" w:line="240" w:lineRule="auto"/>
         <w:jc w:val="center"/>
       </w:pPr>
       <w:r>
         <w:rPr>
           <w:rFonts w:ascii="宋体" w:hAnsi="宋体" w:eastAsia="宋体"/>
-          <w:b/>
+          <w:b w:val="0"/>
           <w:color w:val="1E7EB8"/>
-          <w:sz w:val="20"/>
+          <w:sz w:val="16"/>
         </w:rPr>
-        <w:t>数学书桌 · Math Desk　·　第二单元·角的度量　·　第 2 页</w:t>
-      </w:r>
-    </w:p>
-    <w:p>
-      <w:r>
-        <w:drawing>
-          <wp:inline xmlns:a="http://schemas.openxmlformats.org/drawingml/2006/main" xmlns:pic="http://schemas.openxmlformats.org/drawingml/2006/picture">
-            <wp:extent cx="6696000" cy="9588490"/>
-            <wp:docPr id="2" name="Picture 2"/>
-            <wp:cNvGraphicFramePr>
-              <a:graphicFrameLocks noChangeAspect="1"/>
-            </wp:cNvGraphicFramePr>
-            <a:graphic>
-              <a:graphicData uri="http://schemas.openxmlformats.org/drawingml/2006/picture">
-                <pic:pic>
-                  <pic:nvPicPr>
-                    <pic:cNvPr id="0" name="u02-p02.png"/>
-                    <pic:cNvPicPr/>
-                  </pic:nvPicPr>
-                  <pic:blipFill>
-                    <a:blip r:embed="rId10"/>
-                    <a:stretch>
-                      <a:fillRect/>
-                    </a:stretch>
-                  </pic:blipFill>
-                  <pic:spPr>
-                    <a:xfrm>
-                      <a:off x="0" y="0"/>
-                      <a:ext cx="6696000" cy="9588490"/>
-                    </a:xfrm>
-                    <a:prstGeom prst="rect"/>
-                  </pic:spPr>
-                </pic:pic>
-              </a:graphicData>
-            </a:graphic>
-          </wp:inline>
-        </w:drawing>
+        <w:t>数学 · 四上 · 第二单元　第 3 页（共 4 页）　|　清晰重排版（非扫描放大）</w:t>
       </w:r>
     </w:p>
     <w:p>
@@ -172,112 +593,49 @@
     </w:p>
     <w:p>
       <w:pPr>
+        <w:spacing w:before="0" w:after="80" w:line="240" w:lineRule="auto"/>
         <w:jc w:val="center"/>
       </w:pPr>
       <w:r>
         <w:rPr>
           <w:rFonts w:ascii="宋体" w:hAnsi="宋体" w:eastAsia="宋体"/>
-          <w:b/>
+          <w:b w:val="0"/>
           <w:color w:val="1E7EB8"/>
           <w:sz w:val="20"/>
         </w:rPr>
-        <w:t>数学书桌 · Math Desk　·　第二单元·角的度量　·　第 3 页</w:t>
-      </w:r>
-    </w:p>
-    <w:p>
-      <w:r>
-        <w:drawing>
-          <wp:inline xmlns:a="http://schemas.openxmlformats.org/drawingml/2006/main" xmlns:pic="http://schemas.openxmlformats.org/drawingml/2006/picture">
-            <wp:extent cx="6696000" cy="9433717"/>
-            <wp:docPr id="3" name="Picture 3"/>
-            <wp:cNvGraphicFramePr>
-              <a:graphicFrameLocks noChangeAspect="1"/>
-            </wp:cNvGraphicFramePr>
-            <a:graphic>
-              <a:graphicData uri="http://schemas.openxmlformats.org/drawingml/2006/picture">
-                <pic:pic>
-                  <pic:nvPicPr>
-                    <pic:cNvPr id="0" name="u02-p03.png"/>
-                    <pic:cNvPicPr/>
-                  </pic:nvPicPr>
-                  <pic:blipFill>
-                    <a:blip r:embed="rId11"/>
-                    <a:stretch>
-                      <a:fillRect/>
-                    </a:stretch>
-                  </pic:blipFill>
-                  <pic:spPr>
-                    <a:xfrm>
-                      <a:off x="0" y="0"/>
-                      <a:ext cx="6696000" cy="9433717"/>
-                    </a:xfrm>
-                    <a:prstGeom prst="rect"/>
-                  </pic:spPr>
-                </pic:pic>
-              </a:graphicData>
-            </a:graphic>
-          </wp:inline>
-        </w:drawing>
-      </w:r>
-    </w:p>
-    <w:p>
-      <w:r>
-        <w:br w:type="page"/>
+        <w:t>（作图与量角空白页：请在本页完成画角、标角）</w:t>
       </w:r>
     </w:p>
     <w:p>
       <w:pPr>
+        <w:spacing w:before="0" w:after="4000" w:line="240" w:lineRule="auto"/>
+      </w:pPr>
+      <w:r>
+        <w:rPr>
+          <w:rFonts w:ascii="宋体" w:hAnsi="宋体" w:eastAsia="宋体"/>
+          <w:b w:val="0"/>
+          <w:sz w:val="22"/>
+        </w:rPr>
+      </w:r>
+    </w:p>
+    <w:p>
+      <w:pPr>
+        <w:spacing w:before="0" w:after="0" w:line="240" w:lineRule="auto"/>
         <w:jc w:val="center"/>
       </w:pPr>
       <w:r>
         <w:rPr>
           <w:rFonts w:ascii="宋体" w:hAnsi="宋体" w:eastAsia="宋体"/>
-          <w:b/>
+          <w:b w:val="0"/>
           <w:color w:val="1E7EB8"/>
-          <w:sz w:val="20"/>
+          <w:sz w:val="16"/>
         </w:rPr>
-        <w:t>数学书桌 · Math Desk　·　第二单元·角的度量　·　第 4 页</w:t>
-      </w:r>
-    </w:p>
-    <w:p>
-      <w:r>
-        <w:drawing>
-          <wp:inline xmlns:a="http://schemas.openxmlformats.org/drawingml/2006/main" xmlns:pic="http://schemas.openxmlformats.org/drawingml/2006/picture">
-            <wp:extent cx="6696000" cy="9417674"/>
-            <wp:docPr id="4" name="Picture 4"/>
-            <wp:cNvGraphicFramePr>
-              <a:graphicFrameLocks noChangeAspect="1"/>
-            </wp:cNvGraphicFramePr>
-            <a:graphic>
-              <a:graphicData uri="http://schemas.openxmlformats.org/drawingml/2006/picture">
-                <pic:pic>
-                  <pic:nvPicPr>
-                    <pic:cNvPr id="0" name="u02-p04.png"/>
-                    <pic:cNvPicPr/>
-                  </pic:nvPicPr>
-                  <pic:blipFill>
-                    <a:blip r:embed="rId12"/>
-                    <a:stretch>
-                      <a:fillRect/>
-                    </a:stretch>
-                  </pic:blipFill>
-                  <pic:spPr>
-                    <a:xfrm>
-                      <a:off x="0" y="0"/>
-                      <a:ext cx="6696000" cy="9417674"/>
-                    </a:xfrm>
-                    <a:prstGeom prst="rect"/>
-                  </pic:spPr>
-                </pic:pic>
-              </a:graphicData>
-            </a:graphic>
-          </wp:inline>
-        </w:drawing>
+        <w:t>数学 · 四上 · 第二单元　第 4 页（共 4 页）　|　清晰重排版（非扫描放大）</w:t>
       </w:r>
     </w:p>
     <w:sectPr>
       <w:pgSz w:w="11906" w:h="16838"/>
-      <w:pgMar w:top="567" w:right="680" w:bottom="567" w:left="680" w:header="720" w:footer="720" w:gutter="0"/>
+      <w:pgMar w:top="794" w:right="907" w:bottom="794" w:left="907" w:header="720" w:footer="720" w:gutter="0"/>
       <w:cols w:space="720"/>
       <w:docGrid w:linePitch="360"/>
     </w:sectPr>
@@ -648,6 +1006,10 @@
     <w:name w:val="Normal"/>
     <w:qFormat/>
     <w:rsid w:val="00FC693F"/>
+    <w:rPr>
+      <w:rFonts w:ascii="宋体" w:hAnsi="宋体" w:eastAsia="宋体"/>
+      <w:sz w:val="22"/>
+    </w:rPr>
   </w:style>
   <w:style w:type="paragraph" w:styleId="Header">
     <w:name w:val="header"/>

--- a/units/u02-角的度量/04-考前测试/original/U2_四上_第二单元_角的度量.docx
+++ b/units/u02-角的度量/04-考前测试/original/U2_四上_第二单元_角的度量.docx
@@ -62,6 +62,20 @@
     </w:p>
     <w:p>
       <w:pPr>
+        <w:spacing w:before="0" w:after="80" w:line="240" w:lineRule="auto"/>
+      </w:pPr>
+      <w:r>
+        <w:rPr>
+          <w:rFonts w:ascii="宋体" w:hAnsi="宋体" w:eastAsia="宋体"/>
+          <w:b w:val="0"/>
+          <w:color w:val="1E7EB8"/>
+          <w:sz w:val="18"/>
+        </w:rPr>
+        <w:t>【说明】图题已按原卷重绘为高清示意图。</w:t>
+      </w:r>
+    </w:p>
+    <w:p>
+      <w:pPr>
         <w:spacing w:before="160" w:after="120" w:line="240" w:lineRule="auto"/>
       </w:pPr>
       <w:r>
@@ -110,7 +124,47 @@
           <w:b w:val="0"/>
           <w:sz w:val="22"/>
         </w:rPr>
-        <w:t>3. 量角器上箭头指在 180° 位置，表示（　　）角；请用“△”标出周角的位置（与射线重合再转一周）。</w:t>
+        <w:t>3. 下图中箭头所指的位置表示（　　）角；请你用“△”标出周角的位置。</w:t>
+      </w:r>
+    </w:p>
+    <w:p>
+      <w:pPr>
+        <w:spacing w:after="120"/>
+        <w:jc w:val="center"/>
+      </w:pPr>
+      <w:r>
+        <w:drawing>
+          <wp:inline xmlns:a="http://schemas.openxmlformats.org/drawingml/2006/main" xmlns:pic="http://schemas.openxmlformats.org/drawingml/2006/picture">
+            <wp:extent cx="5400000" cy="1260000"/>
+            <wp:docPr id="1" name="Picture 1"/>
+            <wp:cNvGraphicFramePr>
+              <a:graphicFrameLocks noChangeAspect="1"/>
+            </wp:cNvGraphicFramePr>
+            <a:graphic>
+              <a:graphicData uri="http://schemas.openxmlformats.org/drawingml/2006/picture">
+                <pic:pic>
+                  <pic:nvPicPr>
+                    <pic:cNvPr id="0" name="u2_degree_ray_exact.jpg"/>
+                    <pic:cNvPicPr/>
+                  </pic:nvPicPr>
+                  <pic:blipFill>
+                    <a:blip r:embed="rId9"/>
+                    <a:stretch>
+                      <a:fillRect/>
+                    </a:stretch>
+                  </pic:blipFill>
+                  <pic:spPr>
+                    <a:xfrm>
+                      <a:off x="0" y="0"/>
+                      <a:ext cx="5400000" cy="1260000"/>
+                    </a:xfrm>
+                    <a:prstGeom prst="rect"/>
+                  </pic:spPr>
+                </pic:pic>
+              </a:graphicData>
+            </a:graphic>
+          </wp:inline>
+        </w:drawing>
       </w:r>
     </w:p>
     <w:p>
@@ -136,7 +190,47 @@
           <w:b w:val="0"/>
           <w:sz w:val="22"/>
         </w:rPr>
-        <w:t>5. 半圆形材料做成的“量角器”被分成 9 个同样大的角。若 ∠1 占其中 2 份，则 ∠1＝（　　）°。</w:t>
+        <w:t>5. 如右图，半圆形材料做成的“量角器”被分成 9 个同样大的角。若 ∠1 占其中 2 份，则 ∠1＝（　　）°。</w:t>
+      </w:r>
+    </w:p>
+    <w:p>
+      <w:pPr>
+        <w:spacing w:after="120"/>
+        <w:jc w:val="center"/>
+      </w:pPr>
+      <w:r>
+        <w:drawing>
+          <wp:inline xmlns:a="http://schemas.openxmlformats.org/drawingml/2006/main" xmlns:pic="http://schemas.openxmlformats.org/drawingml/2006/picture">
+            <wp:extent cx="3240000" cy="1944000"/>
+            <wp:docPr id="2" name="Picture 2"/>
+            <wp:cNvGraphicFramePr>
+              <a:graphicFrameLocks noChangeAspect="1"/>
+            </wp:cNvGraphicFramePr>
+            <a:graphic>
+              <a:graphicData uri="http://schemas.openxmlformats.org/drawingml/2006/picture">
+                <pic:pic>
+                  <pic:nvPicPr>
+                    <pic:cNvPr id="0" name="u2_9sector_exact.jpg"/>
+                    <pic:cNvPicPr/>
+                  </pic:nvPicPr>
+                  <pic:blipFill>
+                    <a:blip r:embed="rId10"/>
+                    <a:stretch>
+                      <a:fillRect/>
+                    </a:stretch>
+                  </pic:blipFill>
+                  <pic:spPr>
+                    <a:xfrm>
+                      <a:off x="0" y="0"/>
+                      <a:ext cx="3240000" cy="1944000"/>
+                    </a:xfrm>
+                    <a:prstGeom prst="rect"/>
+                  </pic:spPr>
+                </pic:pic>
+              </a:graphicData>
+            </a:graphic>
+          </wp:inline>
+        </w:drawing>
       </w:r>
     </w:p>
     <w:p>
@@ -202,7 +296,47 @@
           <w:b w:val="0"/>
           <w:sz w:val="22"/>
         </w:rPr>
-        <w:t>2. 收费亭转杆升起过程中，与竖杆形成的角的变化情况为（　　）。</w:t>
+        <w:t>2. 如图，收费亭转杆升起过程中，与竖杆形成的角的变化情况为（　　）。</w:t>
+      </w:r>
+    </w:p>
+    <w:p>
+      <w:pPr>
+        <w:spacing w:after="120"/>
+        <w:jc w:val="center"/>
+      </w:pPr>
+      <w:r>
+        <w:drawing>
+          <wp:inline xmlns:a="http://schemas.openxmlformats.org/drawingml/2006/main" xmlns:pic="http://schemas.openxmlformats.org/drawingml/2006/picture">
+            <wp:extent cx="5040000" cy="1466182"/>
+            <wp:docPr id="3" name="Picture 3"/>
+            <wp:cNvGraphicFramePr>
+              <a:graphicFrameLocks noChangeAspect="1"/>
+            </wp:cNvGraphicFramePr>
+            <a:graphic>
+              <a:graphicData uri="http://schemas.openxmlformats.org/drawingml/2006/picture">
+                <pic:pic>
+                  <pic:nvPicPr>
+                    <pic:cNvPr id="0" name="u2_toll_exact.jpg"/>
+                    <pic:cNvPicPr/>
+                  </pic:nvPicPr>
+                  <pic:blipFill>
+                    <a:blip r:embed="rId11"/>
+                    <a:stretch>
+                      <a:fillRect/>
+                    </a:stretch>
+                  </pic:blipFill>
+                  <pic:spPr>
+                    <a:xfrm>
+                      <a:off x="0" y="0"/>
+                      <a:ext cx="5040000" cy="1466182"/>
+                    </a:xfrm>
+                    <a:prstGeom prst="rect"/>
+                  </pic:spPr>
+                </pic:pic>
+              </a:graphicData>
+            </a:graphic>
+          </wp:inline>
+        </w:drawing>
       </w:r>
     </w:p>
     <w:p>
@@ -228,7 +362,47 @@
           <w:b w:val="0"/>
           <w:sz w:val="22"/>
         </w:rPr>
-        <w:t>3. 椅背与椅面夹角宜在 103°～112°，下面各图中符合要求的是（　　）。（按实图选择）</w:t>
+        <w:t>3. 椅背与椅面夹角宜在 103°～112°，下面各图中符合要求的是（　　）。</w:t>
+      </w:r>
+    </w:p>
+    <w:p>
+      <w:pPr>
+        <w:spacing w:after="120"/>
+        <w:jc w:val="center"/>
+      </w:pPr>
+      <w:r>
+        <w:drawing>
+          <wp:inline xmlns:a="http://schemas.openxmlformats.org/drawingml/2006/main" xmlns:pic="http://schemas.openxmlformats.org/drawingml/2006/picture">
+            <wp:extent cx="5400000" cy="1530000"/>
+            <wp:docPr id="4" name="Picture 4"/>
+            <wp:cNvGraphicFramePr>
+              <a:graphicFrameLocks noChangeAspect="1"/>
+            </wp:cNvGraphicFramePr>
+            <a:graphic>
+              <a:graphicData uri="http://schemas.openxmlformats.org/drawingml/2006/picture">
+                <pic:pic>
+                  <pic:nvPicPr>
+                    <pic:cNvPr id="0" name="u2_chairs_exact.jpg"/>
+                    <pic:cNvPicPr/>
+                  </pic:nvPicPr>
+                  <pic:blipFill>
+                    <a:blip r:embed="rId12"/>
+                    <a:stretch>
+                      <a:fillRect/>
+                    </a:stretch>
+                  </pic:blipFill>
+                  <pic:spPr>
+                    <a:xfrm>
+                      <a:off x="0" y="0"/>
+                      <a:ext cx="5400000" cy="1530000"/>
+                    </a:xfrm>
+                    <a:prstGeom prst="rect"/>
+                  </pic:spPr>
+                </pic:pic>
+              </a:graphicData>
+            </a:graphic>
+          </wp:inline>
+        </w:drawing>
       </w:r>
     </w:p>
     <w:p>
@@ -242,6 +416,46 @@
           <w:sz w:val="22"/>
         </w:rPr>
         <w:t>4. 长方形纸折叠后，∠1 的度数是（　　）。</w:t>
+      </w:r>
+    </w:p>
+    <w:p>
+      <w:pPr>
+        <w:spacing w:after="120"/>
+        <w:jc w:val="center"/>
+      </w:pPr>
+      <w:r>
+        <w:drawing>
+          <wp:inline xmlns:a="http://schemas.openxmlformats.org/drawingml/2006/main" xmlns:pic="http://schemas.openxmlformats.org/drawingml/2006/picture">
+            <wp:extent cx="3240000" cy="1944000"/>
+            <wp:docPr id="5" name="Picture 5"/>
+            <wp:cNvGraphicFramePr>
+              <a:graphicFrameLocks noChangeAspect="1"/>
+            </wp:cNvGraphicFramePr>
+            <a:graphic>
+              <a:graphicData uri="http://schemas.openxmlformats.org/drawingml/2006/picture">
+                <pic:pic>
+                  <pic:nvPicPr>
+                    <pic:cNvPr id="0" name="u2_fold_rect_exact.jpg"/>
+                    <pic:cNvPicPr/>
+                  </pic:nvPicPr>
+                  <pic:blipFill>
+                    <a:blip r:embed="rId13"/>
+                    <a:stretch>
+                      <a:fillRect/>
+                    </a:stretch>
+                  </pic:blipFill>
+                  <pic:spPr>
+                    <a:xfrm>
+                      <a:off x="0" y="0"/>
+                      <a:ext cx="3240000" cy="1944000"/>
+                    </a:xfrm>
+                    <a:prstGeom prst="rect"/>
+                  </pic:spPr>
+                </pic:pic>
+              </a:graphicData>
+            </a:graphic>
+          </wp:inline>
+        </w:drawing>
       </w:r>
     </w:p>
     <w:p>
@@ -268,6 +482,46 @@
           <w:sz w:val="22"/>
         </w:rPr>
         <w:t>5. 入门道与地面夹角约 10°，高级道更陡，夹角大约是（　　）。</w:t>
+      </w:r>
+    </w:p>
+    <w:p>
+      <w:pPr>
+        <w:spacing w:after="120"/>
+        <w:jc w:val="center"/>
+      </w:pPr>
+      <w:r>
+        <w:drawing>
+          <wp:inline xmlns:a="http://schemas.openxmlformats.org/drawingml/2006/main" xmlns:pic="http://schemas.openxmlformats.org/drawingml/2006/picture">
+            <wp:extent cx="4680000" cy="1872000"/>
+            <wp:docPr id="6" name="Picture 6"/>
+            <wp:cNvGraphicFramePr>
+              <a:graphicFrameLocks noChangeAspect="1"/>
+            </wp:cNvGraphicFramePr>
+            <a:graphic>
+              <a:graphicData uri="http://schemas.openxmlformats.org/drawingml/2006/picture">
+                <pic:pic>
+                  <pic:nvPicPr>
+                    <pic:cNvPr id="0" name="u2_ski_exact.jpg"/>
+                    <pic:cNvPicPr/>
+                  </pic:nvPicPr>
+                  <pic:blipFill>
+                    <a:blip r:embed="rId14"/>
+                    <a:stretch>
+                      <a:fillRect/>
+                    </a:stretch>
+                  </pic:blipFill>
+                  <pic:spPr>
+                    <a:xfrm>
+                      <a:off x="0" y="0"/>
+                      <a:ext cx="4680000" cy="1872000"/>
+                    </a:xfrm>
+                    <a:prstGeom prst="rect"/>
+                  </pic:spPr>
+                </pic:pic>
+              </a:graphicData>
+            </a:graphic>
+          </wp:inline>
+        </w:drawing>
       </w:r>
     </w:p>
     <w:p>
@@ -327,7 +581,47 @@
           <w:b w:val="0"/>
           <w:sz w:val="22"/>
         </w:rPr>
-        <w:t>1. 先估计，再量一量图中各角的度数并填写。（请自备量角器在草稿上画角后量）</w:t>
+        <w:t>1. 先估计，再量一量图中各角的度数并填写。</w:t>
+      </w:r>
+    </w:p>
+    <w:p>
+      <w:pPr>
+        <w:spacing w:after="120"/>
+        <w:jc w:val="center"/>
+      </w:pPr>
+      <w:r>
+        <w:drawing>
+          <wp:inline xmlns:a="http://schemas.openxmlformats.org/drawingml/2006/main" xmlns:pic="http://schemas.openxmlformats.org/drawingml/2006/picture">
+            <wp:extent cx="5040000" cy="1924364"/>
+            <wp:docPr id="7" name="Picture 7"/>
+            <wp:cNvGraphicFramePr>
+              <a:graphicFrameLocks noChangeAspect="1"/>
+            </wp:cNvGraphicFramePr>
+            <a:graphic>
+              <a:graphicData uri="http://schemas.openxmlformats.org/drawingml/2006/picture">
+                <pic:pic>
+                  <pic:nvPicPr>
+                    <pic:cNvPr id="0" name="u2_measure_angles_exact.jpg"/>
+                    <pic:cNvPicPr/>
+                  </pic:nvPicPr>
+                  <pic:blipFill>
+                    <a:blip r:embed="rId15"/>
+                    <a:stretch>
+                      <a:fillRect/>
+                    </a:stretch>
+                  </pic:blipFill>
+                  <pic:spPr>
+                    <a:xfrm>
+                      <a:off x="0" y="0"/>
+                      <a:ext cx="5040000" cy="1924364"/>
+                    </a:xfrm>
+                    <a:prstGeom prst="rect"/>
+                  </pic:spPr>
+                </pic:pic>
+              </a:graphicData>
+            </a:graphic>
+          </wp:inline>
+        </w:drawing>
       </w:r>
     </w:p>
     <w:p>
@@ -358,6 +652,46 @@
     </w:p>
     <w:p>
       <w:pPr>
+        <w:spacing w:after="120"/>
+        <w:jc w:val="center"/>
+      </w:pPr>
+      <w:r>
+        <w:drawing>
+          <wp:inline xmlns:a="http://schemas.openxmlformats.org/drawingml/2006/main" xmlns:pic="http://schemas.openxmlformats.org/drawingml/2006/picture">
+            <wp:extent cx="5040000" cy="1741091"/>
+            <wp:docPr id="8" name="Picture 8"/>
+            <wp:cNvGraphicFramePr>
+              <a:graphicFrameLocks noChangeAspect="1"/>
+            </wp:cNvGraphicFramePr>
+            <a:graphic>
+              <a:graphicData uri="http://schemas.openxmlformats.org/drawingml/2006/picture">
+                <pic:pic>
+                  <pic:nvPicPr>
+                    <pic:cNvPr id="0" name="u2_draw_boxes_exact.jpg"/>
+                    <pic:cNvPicPr/>
+                  </pic:nvPicPr>
+                  <pic:blipFill>
+                    <a:blip r:embed="rId16"/>
+                    <a:stretch>
+                      <a:fillRect/>
+                    </a:stretch>
+                  </pic:blipFill>
+                  <pic:spPr>
+                    <a:xfrm>
+                      <a:off x="0" y="0"/>
+                      <a:ext cx="5040000" cy="1741091"/>
+                    </a:xfrm>
+                    <a:prstGeom prst="rect"/>
+                  </pic:spPr>
+                </pic:pic>
+              </a:graphicData>
+            </a:graphic>
+          </wp:inline>
+        </w:drawing>
+      </w:r>
+    </w:p>
+    <w:p>
+      <w:pPr>
         <w:spacing w:before="0" w:after="80" w:line="240" w:lineRule="auto"/>
       </w:pPr>
       <w:r>
@@ -384,15 +718,42 @@
     </w:p>
     <w:p>
       <w:pPr>
-        <w:spacing w:before="0" w:after="80" w:line="240" w:lineRule="auto"/>
+        <w:spacing w:after="120"/>
+        <w:jc w:val="center"/>
       </w:pPr>
       <w:r>
-        <w:rPr>
-          <w:rFonts w:ascii="宋体" w:hAnsi="宋体" w:eastAsia="宋体"/>
-          <w:b w:val="0"/>
-          <w:sz w:val="22"/>
-        </w:rPr>
-        <w:t xml:space="preserve">　　整圆：360°（周角）→ 对折一次：（　　）°（　　）角</w:t>
+        <w:drawing>
+          <wp:inline xmlns:a="http://schemas.openxmlformats.org/drawingml/2006/main" xmlns:pic="http://schemas.openxmlformats.org/drawingml/2006/picture">
+            <wp:extent cx="5580000" cy="1674000"/>
+            <wp:docPr id="9" name="Picture 9"/>
+            <wp:cNvGraphicFramePr>
+              <a:graphicFrameLocks noChangeAspect="1"/>
+            </wp:cNvGraphicFramePr>
+            <a:graphic>
+              <a:graphicData uri="http://schemas.openxmlformats.org/drawingml/2006/picture">
+                <pic:pic>
+                  <pic:nvPicPr>
+                    <pic:cNvPr id="0" name="u2_circle_fold_exact.jpg"/>
+                    <pic:cNvPicPr/>
+                  </pic:nvPicPr>
+                  <pic:blipFill>
+                    <a:blip r:embed="rId17"/>
+                    <a:stretch>
+                      <a:fillRect/>
+                    </a:stretch>
+                  </pic:blipFill>
+                  <pic:spPr>
+                    <a:xfrm>
+                      <a:off x="0" y="0"/>
+                      <a:ext cx="5580000" cy="1674000"/>
+                    </a:xfrm>
+                    <a:prstGeom prst="rect"/>
+                  </pic:spPr>
+                </pic:pic>
+              </a:graphicData>
+            </a:graphic>
+          </wp:inline>
+        </w:drawing>
       </w:r>
     </w:p>
     <w:p>
@@ -405,7 +766,47 @@
           <w:b w:val="0"/>
           <w:sz w:val="22"/>
         </w:rPr>
-        <w:t xml:space="preserve">　　→ 再对折：（　　）°（　　）角 → 再对折：（　　）°（　　）角</w:t>
+        <w:t>4. 填出三角尺上每个角的度数。</w:t>
+      </w:r>
+    </w:p>
+    <w:p>
+      <w:pPr>
+        <w:spacing w:after="120"/>
+        <w:jc w:val="center"/>
+      </w:pPr>
+      <w:r>
+        <w:drawing>
+          <wp:inline xmlns:a="http://schemas.openxmlformats.org/drawingml/2006/main" xmlns:pic="http://schemas.openxmlformats.org/drawingml/2006/picture">
+            <wp:extent cx="5040000" cy="1924364"/>
+            <wp:docPr id="10" name="Picture 10"/>
+            <wp:cNvGraphicFramePr>
+              <a:graphicFrameLocks noChangeAspect="1"/>
+            </wp:cNvGraphicFramePr>
+            <a:graphic>
+              <a:graphicData uri="http://schemas.openxmlformats.org/drawingml/2006/picture">
+                <pic:pic>
+                  <pic:nvPicPr>
+                    <pic:cNvPr id="0" name="u2_set_squares_exact.jpg"/>
+                    <pic:cNvPicPr/>
+                  </pic:nvPicPr>
+                  <pic:blipFill>
+                    <a:blip r:embed="rId18"/>
+                    <a:stretch>
+                      <a:fillRect/>
+                    </a:stretch>
+                  </pic:blipFill>
+                  <pic:spPr>
+                    <a:xfrm>
+                      <a:off x="0" y="0"/>
+                      <a:ext cx="5040000" cy="1924364"/>
+                    </a:xfrm>
+                    <a:prstGeom prst="rect"/>
+                  </pic:spPr>
+                </pic:pic>
+              </a:graphicData>
+            </a:graphic>
+          </wp:inline>
+        </w:drawing>
       </w:r>
     </w:p>
     <w:p>
@@ -418,20 +819,47 @@
           <w:b w:val="0"/>
           <w:sz w:val="22"/>
         </w:rPr>
-        <w:t>4. 填出三角尺上每个角的度数：45°-45°-90°；30°-60°-90°。</w:t>
+        <w:t xml:space="preserve">　　拼角：按图填写。</w:t>
       </w:r>
     </w:p>
     <w:p>
       <w:pPr>
-        <w:spacing w:before="0" w:after="80" w:line="240" w:lineRule="auto"/>
+        <w:spacing w:after="120"/>
+        <w:jc w:val="center"/>
       </w:pPr>
       <w:r>
-        <w:rPr>
-          <w:rFonts w:ascii="宋体" w:hAnsi="宋体" w:eastAsia="宋体"/>
-          <w:b w:val="0"/>
-          <w:sz w:val="22"/>
-        </w:rPr>
-        <w:t xml:space="preserve">　　拼角：∠1＝90°＋45°＝（　　）°；∠2＝60°＋45°＝（　　）°；∠3＝（　　）°（按图）。</w:t>
+        <w:drawing>
+          <wp:inline xmlns:a="http://schemas.openxmlformats.org/drawingml/2006/main" xmlns:pic="http://schemas.openxmlformats.org/drawingml/2006/picture">
+            <wp:extent cx="5400000" cy="1710000"/>
+            <wp:docPr id="11" name="Picture 11"/>
+            <wp:cNvGraphicFramePr>
+              <a:graphicFrameLocks noChangeAspect="1"/>
+            </wp:cNvGraphicFramePr>
+            <a:graphic>
+              <a:graphicData uri="http://schemas.openxmlformats.org/drawingml/2006/picture">
+                <pic:pic>
+                  <pic:nvPicPr>
+                    <pic:cNvPr id="0" name="u2_compose_angles_exact.jpg"/>
+                    <pic:cNvPicPr/>
+                  </pic:nvPicPr>
+                  <pic:blipFill>
+                    <a:blip r:embed="rId19"/>
+                    <a:stretch>
+                      <a:fillRect/>
+                    </a:stretch>
+                  </pic:blipFill>
+                  <pic:spPr>
+                    <a:xfrm>
+                      <a:off x="0" y="0"/>
+                      <a:ext cx="5400000" cy="1710000"/>
+                    </a:xfrm>
+                    <a:prstGeom prst="rect"/>
+                  </pic:spPr>
+                </pic:pic>
+              </a:graphicData>
+            </a:graphic>
+          </wp:inline>
+        </w:drawing>
       </w:r>
     </w:p>
     <w:p>
@@ -464,33 +892,47 @@
           <w:b w:val="0"/>
           <w:sz w:val="22"/>
         </w:rPr>
-        <w:t>5. 求出下面图中指定角的度数。（示意图用文字描述）</w:t>
+        <w:t>5. 求出下面图中指定角的度数。</w:t>
       </w:r>
     </w:p>
     <w:p>
       <w:pPr>
-        <w:spacing w:before="0" w:after="80" w:line="240" w:lineRule="auto"/>
+        <w:spacing w:after="120"/>
+        <w:jc w:val="center"/>
       </w:pPr>
       <w:r>
-        <w:rPr>
-          <w:rFonts w:ascii="宋体" w:hAnsi="宋体" w:eastAsia="宋体"/>
-          <w:b w:val="0"/>
-          <w:sz w:val="22"/>
-        </w:rPr>
-        <w:t xml:space="preserve">　　(1) 平角上，∠1＝90°，∠2＝45°，则 ∠3＝（　　）°。</w:t>
-      </w:r>
-    </w:p>
-    <w:p>
-      <w:pPr>
-        <w:spacing w:before="0" w:after="80" w:line="240" w:lineRule="auto"/>
-      </w:pPr>
-      <w:r>
-        <w:rPr>
-          <w:rFonts w:ascii="宋体" w:hAnsi="宋体" w:eastAsia="宋体"/>
-          <w:b w:val="0"/>
-          <w:sz w:val="22"/>
-        </w:rPr>
-        <w:t xml:space="preserve">　　(2) 互相垂直的两条直线，∠1＝90°，∠2＝∠3，求 ∠4、∠5 及 ∠2＋∠3＋∠4＋∠5。</w:t>
+        <w:drawing>
+          <wp:inline xmlns:a="http://schemas.openxmlformats.org/drawingml/2006/main" xmlns:pic="http://schemas.openxmlformats.org/drawingml/2006/picture">
+            <wp:extent cx="5580000" cy="1953000"/>
+            <wp:docPr id="12" name="Picture 12"/>
+            <wp:cNvGraphicFramePr>
+              <a:graphicFrameLocks noChangeAspect="1"/>
+            </wp:cNvGraphicFramePr>
+            <a:graphic>
+              <a:graphicData uri="http://schemas.openxmlformats.org/drawingml/2006/picture">
+                <pic:pic>
+                  <pic:nvPicPr>
+                    <pic:cNvPr id="0" name="u2_intersect_exact.jpg"/>
+                    <pic:cNvPicPr/>
+                  </pic:nvPicPr>
+                  <pic:blipFill>
+                    <a:blip r:embed="rId20"/>
+                    <a:stretch>
+                      <a:fillRect/>
+                    </a:stretch>
+                  </pic:blipFill>
+                  <pic:spPr>
+                    <a:xfrm>
+                      <a:off x="0" y="0"/>
+                      <a:ext cx="5580000" cy="1953000"/>
+                    </a:xfrm>
+                    <a:prstGeom prst="rect"/>
+                  </pic:spPr>
+                </pic:pic>
+              </a:graphicData>
+            </a:graphic>
+          </wp:inline>
+        </w:drawing>
       </w:r>
     </w:p>
     <w:p>
@@ -508,6 +950,46 @@
     </w:p>
     <w:p>
       <w:pPr>
+        <w:spacing w:after="120"/>
+        <w:jc w:val="center"/>
+      </w:pPr>
+      <w:r>
+        <w:drawing>
+          <wp:inline xmlns:a="http://schemas.openxmlformats.org/drawingml/2006/main" xmlns:pic="http://schemas.openxmlformats.org/drawingml/2006/picture">
+            <wp:extent cx="4320000" cy="2304000"/>
+            <wp:docPr id="13" name="Picture 13"/>
+            <wp:cNvGraphicFramePr>
+              <a:graphicFrameLocks noChangeAspect="1"/>
+            </wp:cNvGraphicFramePr>
+            <a:graphic>
+              <a:graphicData uri="http://schemas.openxmlformats.org/drawingml/2006/picture">
+                <pic:pic>
+                  <pic:nvPicPr>
+                    <pic:cNvPr id="0" name="u2_broken_protractor_exact.jpg"/>
+                    <pic:cNvPicPr/>
+                  </pic:nvPicPr>
+                  <pic:blipFill>
+                    <a:blip r:embed="rId21"/>
+                    <a:stretch>
+                      <a:fillRect/>
+                    </a:stretch>
+                  </pic:blipFill>
+                  <pic:spPr>
+                    <a:xfrm>
+                      <a:off x="0" y="0"/>
+                      <a:ext cx="4320000" cy="2304000"/>
+                    </a:xfrm>
+                    <a:prstGeom prst="rect"/>
+                  </pic:spPr>
+                </pic:pic>
+              </a:graphicData>
+            </a:graphic>
+          </wp:inline>
+        </w:drawing>
+      </w:r>
+    </w:p>
+    <w:p>
+      <w:pPr>
         <w:spacing w:before="0" w:after="80" w:line="240" w:lineRule="auto"/>
       </w:pPr>
       <w:r>
@@ -516,7 +998,47 @@
           <w:b w:val="0"/>
           <w:sz w:val="22"/>
         </w:rPr>
-        <w:t>7. 折纸飞机：∠1＝60°，求 ∠2＝（　　）°。</w:t>
+        <w:t>7. 折纸飞机：已知 ∠1＝60°，求 ∠2＝（　　）°。</w:t>
+      </w:r>
+    </w:p>
+    <w:p>
+      <w:pPr>
+        <w:spacing w:after="120"/>
+        <w:jc w:val="center"/>
+      </w:pPr>
+      <w:r>
+        <w:drawing>
+          <wp:inline xmlns:a="http://schemas.openxmlformats.org/drawingml/2006/main" xmlns:pic="http://schemas.openxmlformats.org/drawingml/2006/picture">
+            <wp:extent cx="5040000" cy="1924364"/>
+            <wp:docPr id="14" name="Picture 14"/>
+            <wp:cNvGraphicFramePr>
+              <a:graphicFrameLocks noChangeAspect="1"/>
+            </wp:cNvGraphicFramePr>
+            <a:graphic>
+              <a:graphicData uri="http://schemas.openxmlformats.org/drawingml/2006/picture">
+                <pic:pic>
+                  <pic:nvPicPr>
+                    <pic:cNvPr id="0" name="u2_plane_fold_exact.jpg"/>
+                    <pic:cNvPicPr/>
+                  </pic:nvPicPr>
+                  <pic:blipFill>
+                    <a:blip r:embed="rId22"/>
+                    <a:stretch>
+                      <a:fillRect/>
+                    </a:stretch>
+                  </pic:blipFill>
+                  <pic:spPr>
+                    <a:xfrm>
+                      <a:off x="0" y="0"/>
+                      <a:ext cx="5040000" cy="1924364"/>
+                    </a:xfrm>
+                    <a:prstGeom prst="rect"/>
+                  </pic:spPr>
+                </pic:pic>
+              </a:graphicData>
+            </a:graphic>
+          </wp:inline>
+        </w:drawing>
       </w:r>
     </w:p>
     <w:p>
@@ -530,6 +1052,46 @@
           <w:sz w:val="22"/>
         </w:rPr>
         <w:t>8. 放风筝：线长相同。</w:t>
+      </w:r>
+    </w:p>
+    <w:p>
+      <w:pPr>
+        <w:spacing w:after="120"/>
+        <w:jc w:val="center"/>
+      </w:pPr>
+      <w:r>
+        <w:drawing>
+          <wp:inline xmlns:a="http://schemas.openxmlformats.org/drawingml/2006/main" xmlns:pic="http://schemas.openxmlformats.org/drawingml/2006/picture">
+            <wp:extent cx="5040000" cy="2199273"/>
+            <wp:docPr id="15" name="Picture 15"/>
+            <wp:cNvGraphicFramePr>
+              <a:graphicFrameLocks noChangeAspect="1"/>
+            </wp:cNvGraphicFramePr>
+            <a:graphic>
+              <a:graphicData uri="http://schemas.openxmlformats.org/drawingml/2006/picture">
+                <pic:pic>
+                  <pic:nvPicPr>
+                    <pic:cNvPr id="0" name="u2_kites_exact.jpg"/>
+                    <pic:cNvPicPr/>
+                  </pic:nvPicPr>
+                  <pic:blipFill>
+                    <a:blip r:embed="rId23"/>
+                    <a:stretch>
+                      <a:fillRect/>
+                    </a:stretch>
+                  </pic:blipFill>
+                  <pic:spPr>
+                    <a:xfrm>
+                      <a:off x="0" y="0"/>
+                      <a:ext cx="5040000" cy="2199273"/>
+                    </a:xfrm>
+                    <a:prstGeom prst="rect"/>
+                  </pic:spPr>
+                </pic:pic>
+              </a:graphicData>
+            </a:graphic>
+          </wp:inline>
+        </w:drawing>
       </w:r>
     </w:p>
     <w:p>

--- a/units/u02-角的度量/04-考前测试/original/U2_四上_第二单元_角的度量.docx
+++ b/units/u02-角的度量/04-考前测试/original/U2_四上_第二单元_角的度量.docx
@@ -4,7 +4,7 @@
   <w:body>
     <w:p>
       <w:pPr>
-        <w:spacing w:before="0" w:after="40" w:line="276" w:lineRule="auto"/>
+        <w:spacing w:before="0" w:after="40" w:line="307" w:lineRule="auto"/>
         <w:jc w:val="center"/>
       </w:pPr>
       <w:r>
@@ -18,7 +18,7 @@
     </w:p>
     <w:p>
       <w:pPr>
-        <w:spacing w:before="0" w:after="60" w:line="276" w:lineRule="auto"/>
+        <w:spacing w:before="0" w:after="60" w:line="307" w:lineRule="auto"/>
         <w:jc w:val="center"/>
       </w:pPr>
       <w:r>
@@ -32,7 +32,7 @@
     </w:p>
     <w:p>
       <w:pPr>
-        <w:spacing w:before="0" w:after="160" w:line="276" w:lineRule="auto"/>
+        <w:spacing w:before="0" w:after="160" w:line="307" w:lineRule="auto"/>
         <w:jc w:val="center"/>
       </w:pPr>
       <w:r>
@@ -46,7 +46,7 @@
     </w:p>
     <w:p>
       <w:pPr>
-        <w:spacing w:before="120" w:after="80" w:line="276" w:lineRule="auto"/>
+        <w:spacing w:before="120" w:after="80" w:line="307" w:lineRule="auto"/>
       </w:pPr>
       <w:r>
         <w:rPr>
@@ -59,7 +59,7 @@
     </w:p>
     <w:p>
       <w:pPr>
-        <w:spacing w:before="0" w:after="40" w:line="276" w:lineRule="auto"/>
+        <w:spacing w:before="0" w:after="80" w:line="307" w:lineRule="auto"/>
       </w:pPr>
       <w:r>
         <w:rPr>
@@ -72,7 +72,7 @@
     </w:p>
     <w:p>
       <w:pPr>
-        <w:spacing w:before="0" w:after="80" w:line="276" w:lineRule="auto"/>
+        <w:spacing w:before="0" w:after="240" w:line="307" w:lineRule="auto"/>
       </w:pPr>
       <w:r>
         <w:rPr>
@@ -85,7 +85,7 @@
     </w:p>
     <w:p>
       <w:pPr>
-        <w:spacing w:before="0" w:after="80" w:line="276" w:lineRule="auto"/>
+        <w:spacing w:before="0" w:after="240" w:line="307" w:lineRule="auto"/>
       </w:pPr>
       <w:r>
         <w:rPr>
@@ -98,7 +98,7 @@
     </w:p>
     <w:p>
       <w:pPr>
-        <w:spacing w:before="0" w:after="40" w:line="276" w:lineRule="auto"/>
+        <w:spacing w:before="0" w:after="80" w:line="307" w:lineRule="auto"/>
       </w:pPr>
       <w:r>
         <w:rPr>
@@ -111,13 +111,13 @@
     </w:p>
     <w:p>
       <w:pPr>
-        <w:spacing w:before="40" w:after="60"/>
+        <w:spacing w:before="80" w:after="240"/>
         <w:jc w:val="center"/>
       </w:pPr>
       <w:r>
         <w:drawing>
           <wp:inline xmlns:a="http://schemas.openxmlformats.org/drawingml/2006/main" xmlns:pic="http://schemas.openxmlformats.org/drawingml/2006/picture">
-            <wp:extent cx="4500000" cy="1050000"/>
+            <wp:extent cx="4860000" cy="1134000"/>
             <wp:docPr id="1" name="Picture 1"/>
             <wp:cNvGraphicFramePr>
               <a:graphicFrameLocks noChangeAspect="1"/>
@@ -138,7 +138,7 @@
                   <pic:spPr>
                     <a:xfrm>
                       <a:off x="0" y="0"/>
-                      <a:ext cx="4500000" cy="1050000"/>
+                      <a:ext cx="4860000" cy="1134000"/>
                     </a:xfrm>
                     <a:prstGeom prst="rect"/>
                   </pic:spPr>
@@ -151,7 +151,7 @@
     </w:p>
     <w:p>
       <w:pPr>
-        <w:spacing w:before="0" w:after="80" w:line="276" w:lineRule="auto"/>
+        <w:spacing w:before="0" w:after="240" w:line="307" w:lineRule="auto"/>
       </w:pPr>
       <w:r>
         <w:rPr>
@@ -164,7 +164,7 @@
     </w:p>
     <w:p>
       <w:pPr>
-        <w:spacing w:before="0" w:after="40" w:line="276" w:lineRule="auto"/>
+        <w:spacing w:before="0" w:after="80" w:line="307" w:lineRule="auto"/>
       </w:pPr>
       <w:r>
         <w:rPr>
@@ -177,13 +177,13 @@
     </w:p>
     <w:p>
       <w:pPr>
-        <w:spacing w:before="40" w:after="60"/>
+        <w:spacing w:before="80" w:after="200"/>
         <w:jc w:val="center"/>
       </w:pPr>
       <w:r>
         <w:drawing>
           <wp:inline xmlns:a="http://schemas.openxmlformats.org/drawingml/2006/main" xmlns:pic="http://schemas.openxmlformats.org/drawingml/2006/picture">
-            <wp:extent cx="2340000" cy="1404000"/>
+            <wp:extent cx="2520000" cy="1512000"/>
             <wp:docPr id="2" name="Picture 2"/>
             <wp:cNvGraphicFramePr>
               <a:graphicFrameLocks noChangeAspect="1"/>
@@ -204,7 +204,7 @@
                   <pic:spPr>
                     <a:xfrm>
                       <a:off x="0" y="0"/>
-                      <a:ext cx="2340000" cy="1404000"/>
+                      <a:ext cx="2520000" cy="1512000"/>
                     </a:xfrm>
                     <a:prstGeom prst="rect"/>
                   </pic:spPr>
@@ -217,7 +217,7 @@
     </w:p>
     <w:p>
       <w:pPr>
-        <w:spacing w:before="0" w:after="80" w:line="276" w:lineRule="auto"/>
+        <w:spacing w:before="0" w:after="240" w:line="307" w:lineRule="auto"/>
       </w:pPr>
       <w:r>
         <w:rPr>
@@ -230,7 +230,7 @@
     </w:p>
     <w:p>
       <w:pPr>
-        <w:spacing w:before="120" w:after="80" w:line="276" w:lineRule="auto"/>
+        <w:spacing w:before="120" w:after="80" w:line="307" w:lineRule="auto"/>
       </w:pPr>
       <w:r>
         <w:rPr>
@@ -243,7 +243,7 @@
     </w:p>
     <w:p>
       <w:pPr>
-        <w:spacing w:before="0" w:after="40" w:line="276" w:lineRule="auto"/>
+        <w:spacing w:before="0" w:after="80" w:line="307" w:lineRule="auto"/>
       </w:pPr>
       <w:r>
         <w:rPr>
@@ -256,7 +256,7 @@
     </w:p>
     <w:p>
       <w:pPr>
-        <w:spacing w:before="0" w:after="80" w:line="276" w:lineRule="auto"/>
+        <w:spacing w:before="0" w:after="160" w:line="307" w:lineRule="auto"/>
       </w:pPr>
       <w:r>
         <w:rPr>
@@ -269,7 +269,7 @@
     </w:p>
     <w:p>
       <w:pPr>
-        <w:spacing w:before="120" w:after="0" w:line="276" w:lineRule="auto"/>
+        <w:spacing w:before="120" w:after="0" w:line="307" w:lineRule="auto"/>
         <w:jc w:val="center"/>
       </w:pPr>
       <w:r>
@@ -284,7 +284,7 @@
     </w:p>
     <w:sectPr>
       <w:pgSz w:w="11906" w:h="16838"/>
-      <w:pgMar w:top="624" w:right="850" w:bottom="624" w:left="850" w:header="720" w:footer="720" w:gutter="0"/>
+      <w:pgMar w:top="680" w:right="907" w:bottom="680" w:left="907" w:header="720" w:footer="720" w:gutter="0"/>
       <w:cols w:space="720"/>
       <w:docGrid w:linePitch="360"/>
     </w:sectPr>
